--- a/document_templates/russian_library/Претензии/Финансовые_услуги/шаблон_Претензия_в_Росгосстрах.docx
+++ b/document_templates/russian_library/Претензии/Финансовые_услуги/шаблон_Претензия_в_Росгосстрах.docx
@@ -93,7 +93,6 @@
           <w:lang w:val="en-US"/>
         </w:rPr>
       </w:pPr>
-      <w:proofErr w:type="gramStart"/>
       <w:r>
         <w:rPr>
           <w:rStyle w:val="citation-192"/>
@@ -102,7 +101,7 @@
           <w:szCs w:val="24"/>
           <w:lang w:val="en-US"/>
         </w:rPr>
-        <w:t xml:space="preserve">{{ w_t_w_r_w_prooferr_w_type_spellstart_w_r_w_rsidrpr_00665e36_w_rpr_w_rstyle_w_val_citation_192_w_rfonts_w_ascii_times_new_roman_w_hansi_times_new_roman_w_cs_times_new_roman_w_sz_w_val_24_w_szcs_w_val_24_w_lang_w_val_en_us_w_rpr_w_t_claim_w_t_w_r_w_prooferr_w_type_gramend_w_r_w_rsidrpr_00665e36_w_rpr_w_rstyle_w_val_citation_192_w_rfonts_w_ascii_times_new_roman_w_hansi_times_new_roman_w_cs_times_new_roman_w_sz_w_val_24_w_szcs_w_val_24_w_lang_w_val_en_us_w_rpr_w_t_date_w_t_w_r_w_prooferr_w_type_spellend_w_r_w_rsidrpr_00665e36_w_rpr_w_rstyle_w_val_citation_192_w_rfonts_w_ascii_times_new_roman_w_hansi_times_new_roman_w_cs_times_new_roman_w_sz_w_val_24_w_szcs_w_val_24_w_lang_w_val_en_us_w_rpr_w_t_xml_space_preserve }}</w:t>
+        <w:t xml:space="preserve">{{ claim_date }}</w:t>
       </w:r>
     </w:p>
     <w:p>
@@ -132,7 +131,7 @@
           <w:szCs w:val="24"/>
           <w:lang w:val="en-US"/>
         </w:rPr>
-        <w:t xml:space="preserve">: {{ w_t_w_r_w_prooferr_w_type_spellstart_w_r_w_rsidrpr_00665e36_w_rpr_w_rstyle_w_val_citation_191_w_rfonts_w_ascii_times_new_roman_w_hansi_times_new_roman_w_cs_times_new_roman_w_sz_w_val_24_w_szcs_w_val_24_w_lang_w_val_en_us_w_rpr_w_t_sender_phone_w_t_w_r_w_prooferr_w_type_spellend_w_r_w_rsidrpr_00665e36_w_rpr_w_rstyle_w_val_citation_191_w_rfonts_w_ascii_times_new_roman_w_hansi_times_new_roman_w_cs_times_new_roman_w_sz_w_val_24_w_szcs_w_val_24_w_lang_w_val_en_us_w_rpr_w_t_xml_space_preserve }} </w:t>
+        <w:t xml:space="preserve">: {{ sender_phone }} </w:t>
       </w:r>
     </w:p>
     <w:p>
@@ -209,7 +208,7 @@
           <w:rStyle w:val="citation-185"/>
           <w:lang w:val="en-US"/>
         </w:rPr>
-        <w:t xml:space="preserve">{{ w_t_w_r_w_prooferr_w_type_spellstart_w_r_w_rsidrpr_00665e36_w_rpr_w_rstyle_w_val_citation_185_w_lang_w_val_en_us_w_rpr_w_t_claim_demands_w_t_w_r_w_prooferr_w_type_spellend_w_r_w_rsidrpr_00665e36_w_rpr_w_rstyle_w_val_citation_185_w_lang_w_val_en_us_w_rpr_w_t_xml_space_preserve }}</w:t>
+        <w:t xml:space="preserve">{{ claim_demands }}</w:t>
       </w:r>
       <w:r>
         <w:rPr>
@@ -247,13 +246,12 @@
           <w:lang w:val="en-US"/>
         </w:rPr>
       </w:pPr>
-      <w:proofErr w:type="gramStart"/>
       <w:r>
         <w:rPr>
           <w:rStyle w:val="citation-183"/>
           <w:lang w:val="en-US"/>
         </w:rPr>
-        <w:t xml:space="preserve">{{ w_t_w_r_w_prooferr_w_type_spellstart_w_r_w_rsidrpr_00665e36_w_rpr_w_rstyle_w_val_citation_183_w_lang_w_val_en_us_w_rpr_w_t_claim_w_t_w_r_w_prooferr_w_type_gramend_w_r_w_rsidrpr_00665e36_w_rpr_w_rstyle_w_val_citation_183_w_lang_w_val_en_us_w_rpr_w_t_attachments_w_t_w_r_w_prooferr_w_type_spellend_w_r_w_rsidrpr_00665e36_w_rpr_w_rstyle_w_val_citation_183_w_lang_w_val_en_us_w_rpr_w_t_xml_space_preserve }}</w:t>
+        <w:t xml:space="preserve">{{ claim_attachments }}</w:t>
       </w:r>
       <w:r>
         <w:rPr>
@@ -272,15 +270,14 @@
           <w:lang w:val="en-US"/>
         </w:rPr>
       </w:pPr>
-      <w:proofErr w:type="gramStart"/>
-      <w:r>
-        <w:rPr>
-          <w:rFonts w:ascii="Times New Roman" w:hAnsi="Times New Roman" w:cs="Times New Roman"/>
-          <w:sz w:val="24"/>
-          <w:szCs w:val="24"/>
-          <w:lang w:val="en-US"/>
-        </w:rPr>
-        <w:t xml:space="preserve">{{ w_t_w_r_w_prooferr_w_type_spellstart_w_r_w_rpr_w_rfonts_w_ascii_times_new_roman_w_hansi_times_new_roman_w_cs_times_new_roman_w_sz_w_val_24_w_szcs_w_val_24_w_lang_w_val_en_us_w_rpr_w_t_sender_w_t_w_r_w_prooferr_w_type_gramend_w_r_w_rpr_w_rfonts_w_ascii_times_new_roman_w_hansi_times_new_roman_w_cs_times_new_roman_w_sz_w_val_24_w_szcs_w_val_24_w_lang_w_val_en_us_w_rpr_w_t_full_name_w_t_w_r_w_prooferr_w_type_spellend_w_r_w_rpr_w_rfonts_w_ascii_times_new_roman_w_hansi_times_new_roman_w_cs_times_new_roman_w_sz_w_val_24_w_szcs_w_val_24_w_lang_w_val_en_us_w_rpr_w_t_xml_space_preserve }}</w:t>
+      <w:r>
+        <w:rPr>
+          <w:rFonts w:ascii="Times New Roman" w:hAnsi="Times New Roman" w:cs="Times New Roman"/>
+          <w:sz w:val="24"/>
+          <w:szCs w:val="24"/>
+          <w:lang w:val="en-US"/>
+        </w:rPr>
+        <w:t xml:space="preserve">{{ sender_full_name }}</w:t>
       </w:r>
       <w:r>
         <w:rPr>
